--- a/worksheets/Lab12-Worksheet.docx
+++ b/worksheets/Lab12-Worksheet.docx
@@ -24,7 +24,7 @@
           <w:color w:val="1A3C6E"/>
           <w:sz w:val="32"/>
         </w:rPr>
-        <w:t>Lab 12 — Create a question answering solution</w:t>
+        <w:t>Lab 12 — Analyze text</w:t>
       </w:r>
     </w:p>
     <w:p>
@@ -117,7 +117,7 @@
     </w:p>
     <w:p>
       <w:r>
-        <w:t>In this lab, you created a custom question answering knowledge base in Azure AI Language Studio by importing the Microsoft Learn FAQ page and friendly chit-chat source, then added a custom QA pair with alternate questions and a multi-turn follow-up prompt. After testing and deploying the knowledge base, you built a Python client app using the QuestionAnsweringClient SDK to query it interactively.</w:t>
+        <w:t>Students provisioned a Microsoft Foundry project and used the Azure Language Text Analytics API to build a hotel-review analysis application that performed language detection, named entity recognition, and PII redaction on a set of review documents. The app connected to the Text Analytics client via DefaultAzureCredential and printed entity categories, detected languages, and redacted PII versions of each review.</w:t>
       </w:r>
     </w:p>
     <w:p/>
@@ -145,12 +145,12 @@
           <w:b/>
           <w:sz w:val="22"/>
         </w:rPr>
-        <w:t>Screenshot 1 — Knowledge Base Test Pane in Language Studio</w:t>
+        <w:t>Screenshot 1 — Language Detection Output</w:t>
       </w:r>
     </w:p>
     <w:p>
       <w:r>
-        <w:t>After saving the knowledge base in the LearnFAQ project, open the Test pane in Language Studio. Enter the message 'What are the different types of modules on Microsoft Learn?' and then select the 'Learn more about training' follow-up prompt link. Capture the test pane showing both the original answer and the follow-up response with the training page link.</w:t>
+        <w:t>Console output showing each hotel review file with its detected language (e.g., 'Language: English') printed by the detect_language call.</w:t>
       </w:r>
     </w:p>
     <w:tbl>
@@ -193,12 +193,12 @@
           <w:b/>
           <w:sz w:val="22"/>
         </w:rPr>
-        <w:t>Screenshot 2 — Deployed Knowledge Base Prediction URL</w:t>
+        <w:t>Screenshot 2 — Entity Recognition Output</w:t>
       </w:r>
     </w:p>
     <w:p>
       <w:r>
-        <w:t>After deploying the knowledge base from the 'Deploy knowledge base' page in Language Studio, click 'Get prediction URL'. Capture the dialog showing the REST endpoint, the projectName (LearnFAQ), and the deploymentName (production) parameters.</w:t>
+        <w:t>Console output listing extracted named entities and their categories (Person, Location, Organization, DateTime) found in the review text by recognize_entities.</w:t>
       </w:r>
     </w:p>
     <w:tbl>
@@ -241,12 +241,12 @@
           <w:b/>
           <w:sz w:val="22"/>
         </w:rPr>
-        <w:t>Screenshot 3 — Python Client App Output</w:t>
+        <w:t>Screenshot 3 — PII Redaction Output</w:t>
       </w:r>
     </w:p>
     <w:p>
       <w:r>
-        <w:t>After adding all code to qna-app.py (import namespaces, create QuestionAnsweringClient, and the question-submission loop), run the program with 'python qna-app.py' in Cloud Shell. Ask at least two questions (e.g., 'What is a learning path?' and 'Thanks!') and capture the terminal output showing each answer along with its Confidence score and Source.</w:t>
+        <w:t>Console output displaying the PII-redacted version of a review document, with sensitive tokens replaced by asterisks as returned by recognize_pii_entities.</w:t>
       </w:r>
     </w:p>
     <w:tbl>
@@ -299,7 +299,7 @@
           <w:b/>
           <w:sz w:val="22"/>
         </w:rPr>
-        <w:t>1. When you tested the knowledge base in Language Studio with the question 'What are the different types of modules on Microsoft Learn?', the follow-up prompt 'Learn more about training' appeared. Explain how the 'Show in contextual flow only' setting you configured affects when that follow-up answer is returned.</w:t>
+        <w:t>1. The Text Analytics API returns a confidence score alongside each detected language. Under what circumstances might a low confidence score indicate that the API's result should not be trusted, and how would you handle that in production code?</w:t>
       </w:r>
     </w:p>
     <w:p>
@@ -320,7 +320,7 @@
           <w:b/>
           <w:sz w:val="22"/>
         </w:rPr>
-        <w:t>2. Report the confidence scores returned by qna-app.py for at least two different questions you asked. How might you use the confidence score in a production chatbot to decide whether to show an answer or escalate to a human agent?</w:t>
+        <w:t>2. Named entity recognition categorizes entities such as Person, Location, and Organization. How does understanding entity categories help a hotel analytics dashboard surface different business insights compared to simple keyword search?</w:t>
       </w:r>
     </w:p>
     <w:p>
@@ -341,7 +341,7 @@
           <w:b/>
           <w:sz w:val="22"/>
         </w:rPr>
-        <w:t>3. The knowledge base was built from two sources: the Microsoft Learn FAQ URL and a friendly chit-chat source. How did the chit-chat source affect the bot's response when you entered conversational messages like 'Hello' or 'Thanks!'?</w:t>
+        <w:t>3. PII redaction replaces sensitive tokens in the returned document but does not alter the original source. What architectural safeguards would you add to ensure that raw (unredacted) text is never logged or stored unintentionally in a pipeline that uses this API?</w:t>
       </w:r>
     </w:p>
     <w:p>
